--- a/MetaBCIWebGame/项目说明.docx
+++ b/MetaBCIWebGame/项目说明.docx
@@ -301,7 +301,7 @@
         <w:rPr>
           <w:rFonts w:hint="eastAsia"/>
         </w:rPr>
-        <w:t xml:space="preserve">    │   ├── GrowingWindowDecoder   ← 动态停止策略 (4个模型)</w:t>
+        <w:t xml:space="preserve">    │   ├── GrowingWindowDecoder   ← 动态停止 + 在线EMA归一化 + 自适应阈值</w:t>
       </w:r>
     </w:p>
     <w:p>
@@ -988,7 +988,7 @@
         <w:rPr>
           <w:rFonts w:hint="eastAsia"/>
         </w:rPr>
-        <w:t>主力解码器：125/250/375/500样本处动态停止</w:t>
+        <w:t>主力解码器：动态停止 + 在线z-score归一化 + 自适应阈值对抗分布偏移</w:t>
       </w:r>
     </w:p>
     <w:p>
@@ -1063,7 +1063,7 @@
         <w:rPr>
           <w:rFonts w:hint="eastAsia"/>
         </w:rPr>
-        <w:t>训练FBTDCA/FBTRCA模型 (StratifiedGroupKFold)</w:t>
+        <w:t>训练FBTDCA/FBTRCA模型，含六种增强策略对抗实验→游戏分布偏移 (StratifiedGroupKFold)</w:t>
       </w:r>
     </w:p>
     <w:p>

--- a/MetaBCIWebGame/项目说明.docx
+++ b/MetaBCIWebGame/项目说明.docx
@@ -301,7 +301,7 @@
         <w:rPr>
           <w:rFonts w:hint="eastAsia"/>
         </w:rPr>
-        <w:t xml:space="preserve">    │   ├── GrowingWindowDecoder   ← 动态停止 + 在线EMA归一化 + 自适应阈值</w:t>
+        <w:t xml:space="preserve">    │   ├── GrowingWindowDecoder   ← 动态停止 + 在线EMA去均值 + 自适应阈值</w:t>
       </w:r>
     </w:p>
     <w:p>
@@ -988,7 +988,7 @@
         <w:rPr>
           <w:rFonts w:hint="eastAsia"/>
         </w:rPr>
-        <w:t>主力解码器：动态停止 + 在线z-score归一化 + 自适应阈值对抗分布偏移</w:t>
+        <w:t>主力解码器：动态停止 + 在线去均值归一化 + 自适应阈值对抗分布偏移</w:t>
       </w:r>
     </w:p>
     <w:p>

--- a/MetaBCIWebGame/项目说明.docx
+++ b/MetaBCIWebGame/项目说明.docx
@@ -379,7 +379,7 @@
         <w:rPr>
           <w:rFonts w:hint="eastAsia"/>
         </w:rPr>
-        <w:t xml:space="preserve">    └── 分类算法: FBTDCA / FBTRCA (MetaBCI)</w:t>
+        <w:t xml:space="preserve">    └── 分类算法: FBTDCA / FBTRCA (MetaBCI)\n\n🔌 MetaBCI 框架集成（全部核心代码已移入 MetaBCI 目录树）\nmetabci/brainda/algorithms/decomposition/\n├── growing_window.py     ← GrowingWindowDecoder\n└── advanced_voter.py     ← AdvancedVoter\n\nmetabci/brainda/datasets/\n└── ssvep_self.py         ← SelfSSVEP\n\nmetabci/brainflow/\n├── online.py             ← ContinuousStreamingEngine\n└── ssvep_worker.py       ← SSVEPWorker (ProcessWorker 子类)\n\nMetaBCIWebGame 仅保留应用层代码（websocket_server, main, config, static），所有算法/引擎/数据集均从 metabci.* 标准路径导入。\n本项目核心模块已按 MetaBCI 规范放入框架源码树，通过标准 import 路径调用：\n\nmetabci/brainda/algorithms/decomposition/\n├── growing_window.py         ← GrowingWindowDecoder 动态停止解码器\n└── advanced_voter.py         ← AdvancedVoter 自适应投票器\n\nmetabci/brainda/datasets/\n└── ssvep_self.py             ← SelfSSVEP 自采数据集封装\n\nmetabci/brainflow/\n└── online.py                 ← ContinuousStreamingEngine 在线流引擎\n\nMetaBCIWebGame/websocket_server.py 通过以下导入对接：\n  from metabci.brainda.algorithms.decomposition import GrowingWindowDecoder, AdvancedVoter\n  from metabci.brainda.datasets import SelfSSVEP\n  from metabci.brainflow.online import ContinuousStreamingEngine</w:t>
       </w:r>
     </w:p>
     <w:p>
@@ -1063,7 +1063,7 @@
         <w:rPr>
           <w:rFonts w:hint="eastAsia"/>
         </w:rPr>
-        <w:t>训练FBTDCA/FBTRCA模型，含六种增强策略对抗实验→游戏分布偏移 (StratifiedGroupKFold)</w:t>
+        <w:t>训练FBTDCA/FBTRCA模型（六种增强策略对抗分布偏移），数据通过 metabci.brainda.datasets.SelfSSVEP 加载</w:t>
       </w:r>
     </w:p>
     <w:p>

--- a/MetaBCIWebGame/项目说明.docx
+++ b/MetaBCIWebGame/项目说明.docx
@@ -1,7 +1,1443 @@
 
-<file path=word/document.xml><?xml version="1.0" encoding="UTF-8" standalone="yes"?>
-<w:document xmlns:wpc="http://schemas.microsoft.com/office/word/2010/wordprocessingCanvas" xmlns:mc="http://schemas.openxmlformats.org/markup-compatibility/2006" xmlns:o="urn:schemas-microsoft-com:office:office" xmlns:r="http://schemas.openxmlformats.org/officeDocument/2006/relationships" xmlns:m="http://schemas.openxmlformats.org/officeDocument/2006/math" xmlns:v="urn:schemas-microsoft-com:vml" xmlns:wp14="http://schemas.microsoft.com/office/word/2010/wordprocessingDrawing" xmlns:wp="http://schemas.openxmlformats.org/drawingml/2006/wordprocessingDrawing" xmlns:w="http://schemas.openxmlformats.org/wordprocessingml/2006/main" xmlns:w14="http://schemas.microsoft.com/office/word/2010/wordml" xmlns:w10="urn:schemas-microsoft-com:office:word" xmlns:w15="http://schemas.microsoft.com/office/word/2012/wordml" xmlns:wpg="http://schemas.microsoft.com/office/word/2010/wordprocessingGroup" xmlns:wpi="http://schemas.microsoft.com/office/word/2010/wordprocessingInk" xmlns:wne="http://schemas.microsoft.com/office/word/2006/wordml" xmlns:wps="http://schemas.microsoft.com/office/word/2010/wordprocessingShape" xmlns:wpsCustomData="http://www.wps.cn/officeDocument/2013/wpsCustomData" mc:Ignorable="w14 w15 wp14"><w:body><w:p><w:pPr><w:rPr><w:rFonts w:hint="eastAsia"/></w:rPr></w:pPr><w:r><w:rPr><w:rFonts w:hint="eastAsia"/></w:rPr><w:t>MetaBCIWebGame 项目全面解析</w:t></w:r></w:p><w:p><w:pPr><w:rPr><w:rFonts w:hint="eastAsia"/></w:rPr></w:pPr><w:r><w:rPr><w:rFonts w:hint="eastAsia"/></w:rPr><w:t>🧠 项目定位</w:t></w:r></w:p><w:p><w:pPr><w:rPr><w:rFonts w:hint="eastAsia"/></w:rPr></w:pPr><w:r><w:rPr><w:rFonts w:hint="eastAsia"/></w:rPr><w:t>MetaBCIWebGame 是一个基于 SSVEP（稳态视觉诱发电位） 的脑控游戏平台。用户通过注视屏幕上不同频率闪烁的刺激块，即可控制迷宫、贪吃蛇、赛车三款游戏。该项目属于天津大学徐敏鹏教授团队开发的 MetaBCI 开源脑机接口生态系统。</w:t></w:r></w:p><w:p><w:pPr><w:rPr><w:rFonts w:hint="eastAsia"/></w:rPr></w:pPr></w:p><w:p><w:pPr><w:rPr><w:rFonts w:hint="eastAsia"/></w:rPr></w:pPr><w:r><w:rPr><w:rFonts w:hint="eastAsia"/></w:rPr><w:t>📁 目录结构</w:t></w:r></w:p><w:p><w:pPr><w:rPr><w:rFonts w:hint="eastAsia"/></w:rPr></w:pPr><w:r><w:rPr><w:rFonts w:hint="eastAsia"/></w:rPr><w:t>MetaBCIWebGame/</w:t></w:r></w:p><w:p><w:pPr><w:rPr><w:rFonts w:hint="eastAsia"/></w:rPr></w:pPr><w:r><w:rPr><w:rFonts w:hint="eastAsia"/></w:rPr><w:t>（static/ 已移入 metabci/webgame/static/，见框架集成）
-├──</w:t></w:r></w:p><w:p><w:pPr><w:rPr><w:rFonts w:hint="eastAsia"/></w:rPr></w:pPr><w:r><w:rPr><w:rFonts w:hint="eastAsia"/></w:rPr><w:t></w:t></w:r></w:p><w:p><w:pPr><w:rPr><w:rFonts w:hint="eastAsia"/></w:rPr></w:pPr><w:r><w:rPr><w:rFonts w:hint="eastAsia"/></w:rPr><w:t></w:t></w:r></w:p><w:p><w:pPr><w:rPr><w:rFonts w:hint="eastAsia"/></w:rPr></w:pPr><w:r><w:rPr><w:rFonts w:hint="eastAsia"/></w:rPr><w:t></w:t></w:r></w:p><w:p><w:pPr><w:rPr><w:rFonts w:hint="eastAsia"/></w:rPr></w:pPr><w:r><w:rPr><w:rFonts w:hint="eastAsia"/></w:rPr><w:t>├── data/                    # 原始实验记录 (.mat, 4个session)</w:t></w:r></w:p><w:p><w:pPr><w:rPr><w:rFonts w:hint="eastAsia"/></w:rPr></w:pPr><w:r><w:rPr><w:rFonts w:hint="eastAsia"/></w:rPr><w:t>├── data_self/               # 训练用SSVEP试次 (.npy, 按标签1-4分类)</w:t></w:r></w:p><w:p><w:pPr><w:rPr><w:rFonts w:hint="eastAsia"/></w:rPr></w:pPr><w:r><w:rPr><w:rFonts w:hint="eastAsia"/></w:rPr><w:t>├── data_self_test/          # 测试数据 (多时间偏移: offset000~125)</w:t></w:r></w:p><w:p><w:pPr><w:rPr><w:rFonts w:hint="eastAsia"/></w:rPr></w:pPr><w:r><w:rPr><w:rFonts w:hint="eastAsia"/></w:rPr><w:t>├── *.pkl                    # 预训练模型 (4个, 总大小~78MB)</w:t></w:r></w:p><w:p><w:pPr><w:rPr><w:rFonts w:hint="eastAsia"/></w:rPr></w:pPr><w:r><w:rPr><w:rFonts w:hint="eastAsia"/></w:rPr><w:t>├── *.py                     # 后端Python文件 (20个)</w:t></w:r></w:p><w:p><w:pPr><w:rPr><w:rFonts w:hint="eastAsia"/></w:rPr></w:pPr><w:r><w:rPr><w:rFonts w:hint="eastAsia"/></w:rPr><w:t>├── *.json                   # 评估结果</w:t></w:r></w:p><w:p><w:pPr><w:rPr><w:rFonts w:hint="eastAsia"/></w:rPr></w:pPr><w:r><w:rPr><w:rFonts w:hint="eastAsia"/></w:rPr><w:t>└── 测试说明.docx             # 中文测试文档</w:t></w:r><w:bookmarkStart w:id="0" w:name="_GoBack"/><w:bookmarkEnd w:id="0"/></w:p><w:p><w:pPr><w:rPr><w:rFonts w:hint="eastAsia"/></w:rPr></w:pPr></w:p><w:p><w:pPr><w:rPr><w:rFonts w:hint="eastAsia"/></w:rPr></w:pPr><w:r><w:rPr><w:rFonts w:hint="eastAsia"/></w:rPr><w:t>🏗️ 技术架构</w:t></w:r></w:p><w:p><w:pPr><w:rPr><w:rFonts w:hint="eastAsia"/></w:rPr></w:pPr><w:r><w:rPr><w:rFonts w:hint="eastAsia"/></w:rPr><w:t>浏览器 (Canvas渲染 + WebSocket)</w:t></w:r></w:p><w:p><w:pPr><w:rPr><w:rFonts w:hint="eastAsia"/></w:rPr></w:pPr><w:r><w:rPr><w:rFonts w:hint="eastAsia"/></w:rPr><w:t xml:space="preserve">    ↕ ws://localhost:8765</w:t></w:r></w:p><w:p><w:pPr><w:rPr><w:rFonts w:hint="eastAsia"/></w:rPr></w:pPr><w:r><w:rPr><w:rFonts w:hint="eastAsia"/></w:rPr><w:t>Python 后端 (websockets + asyncio)</w:t></w:r></w:p><w:p><w:pPr><w:rPr><w:rFonts w:hint="eastAsia"/></w:rPr></w:pPr><w:r><w:rPr><w:rFonts w:hint="eastAsia"/></w:rPr><w:t xml:space="preserve">    ├── ContinuousStreamingEngine  ← 连续流解码循环</w:t></w:r></w:p><w:p><w:pPr><w:rPr><w:rFonts w:hint="eastAsia"/></w:rPr></w:pPr><w:r><w:rPr><w:rFonts w:hint="eastAsia"/></w:rPr><w:t xml:space="preserve">    │   ├── GrowingWindowDecoder   ← 动态停止 + 在线EMA去均值 + 自适应阈值</w:t></w:r></w:p><w:p><w:pPr><w:rPr><w:rFonts w:hint="eastAsia"/></w:rPr></w:pPr><w:r><w:rPr><w:rFonts w:hint="eastAsia"/></w:rPr><w:t xml:space="preserve">    │   └── AdvancedVoter          ← 置信度累积+衰减+锁定</w:t></w:r></w:p><w:p><w:pPr><w:rPr><w:rFonts w:hint="eastAsia"/></w:rPr></w:pPr><w:r><w:rPr><w:rFonts w:hint="eastAsia"/></w:rPr><w:t xml:space="preserve">    ├── 数据源</w:t></w:r></w:p><w:p><w:pPr><w:rPr><w:rFonts w:hint="eastAsia"/></w:rPr></w:pPr><w:r><w:rPr><w:rFonts w:hint="eastAsia"/></w:rPr><w:t xml:space="preserve">    │   ├── OfflineDataGenerator   ← 离线回放 .npy</w:t></w:r></w:p><w:p><w:pPr><w:rPr><w:rFonts w:hint="eastAsia"/></w:rPr></w:pPr><w:r><w:rPr><w:rFonts w:hint="eastAsia"/></w:rPr><w:t xml:space="preserve">    │   ├── SimulatedDataGenerator ← 合成正弦波</w:t></w:r></w:p><w:p><w:pPr><w:rPr><w:rFonts w:hint="eastAsia"/></w:rPr></w:pPr><w:r><w:rPr><w:rFonts w:hint="eastAsia"/></w:rPr><w:t xml:space="preserve">    │   └── DataAcquisition        ← Neuracle EEG硬件</w:t></w:r></w:p><w:p><w:pPr><w:rPr><w:rFonts w:hint="eastAsia"/></w:rPr></w:pPr><w:r><w:rPr><w:rFonts w:hint="eastAsia"/></w:rPr><w:t xml:space="preserve">    └── 分类算法: FBTDCA / FBTRCA (MetaBCI)\n\n🔌 MetaBCI 框架集成（全部核心代码已移入 MetaBCI 目录树）\nmetabci/brainda/algorithms/decomposition/\n├── growing_window.py     ← GrowingWindowDecoder\n└── （已移入 metabci/brainda）     ← AdvancedVoter\n\nmetabci/brainda/datasets/\n└── ssvep_self.py         ← SelfSSVEP\n\nmetabci/brainflow/\n├── online.py             ← ContinuousStreamingEngine\n└── ssvep_worker.py       ← SSVEPWorker (ProcessWorker 子类)\n\nMetaBCIWebGame 仅保留应用层代码（websocket_server, main, config, static），所有算法/引擎/数据集均从 metabci.* 标准路径导入。\n本项目核心模块已按 MetaBCI 规范放入框架源码树，通过标准 import 路径调用：\n\nmetabci/brainda/algorithms/decomposition/\n├── growing_window.py         ← GrowingWindowDecoder 动态停止解码器\n└── （已移入 metabci/brainda）         ← AdvancedVoter 自适应投票器\n\nmetabci/brainda/datasets/\n└── ssvep_self.py             ← SelfSSVEP 自采数据集封装\n\nmetabci/brainflow/\n└── online.py                 ← ContinuousStreamingEngine 在线流引擎\n\nMetaBCIWebGame/websocket_server.py 通过以下导入对接：\n  from metabci.brainda.algorithms.decomposition import GrowingWindowDecoder, AdvancedVoter\n  from metabci.brainda.datasets import SelfSSVEP\n  from metabci.brainflow.online import ContinuousStreamingEngine</w:t></w:r></w:p><w:p><w:pPr><w:rPr><w:rFonts w:hint="eastAsia"/></w:rPr></w:pPr></w:p><w:p><w:pPr><w:rPr><w:rFonts w:hint="eastAsia"/></w:rPr></w:pPr><w:r><w:rPr><w:rFonts w:hint="eastAsia"/></w:rPr><w:t>🎮 三款游戏</w:t></w:r></w:p><w:p><w:pPr><w:rPr><w:rFonts w:hint="eastAsia"/></w:rPr></w:pPr><w:r><w:rPr><w:rFonts w:hint="eastAsia"/></w:rPr><w:t>游戏</w:t></w:r><w:r><w:rPr><w:rFonts w:hint="eastAsia"/></w:rPr><w:tab/></w:r><w:r><w:rPr><w:rFonts w:hint="eastAsia"/></w:rPr><w:t>描述</w:t></w:r></w:p><w:p><w:pPr><w:rPr><w:rFonts w:hint="eastAsia"/></w:rPr></w:pPr><w:r><w:rPr><w:rFonts w:hint="eastAsia"/></w:rPr><w:t>迷宫</w:t></w:r><w:r><w:rPr><w:rFonts w:hint="eastAsia"/></w:rPr><w:tab/></w:r><w:r><w:rPr><w:rFonts w:hint="eastAsia"/></w:rPr><w:t>Prim算法自动生成，收集钻石到达出口，支持5-31自定义尺寸</w:t></w:r></w:p><w:p><w:pPr><w:rPr><w:rFonts w:hint="eastAsia"/></w:rPr></w:pPr><w:r><w:rPr><w:rFonts w:hint="eastAsia"/></w:rPr><w:t>贪吃蛇</w:t></w:r><w:r><w:rPr><w:rFonts w:hint="eastAsia"/></w:rPr><w:tab/></w:r><w:r><w:rPr><w:rFonts w:hint="eastAsia"/></w:rPr><w:t>经典贪吃蛇，脑控指令控制方向</w:t></w:r></w:p><w:p><w:pPr><w:rPr><w:rFonts w:hint="eastAsia"/></w:rPr></w:pPr><w:r><w:rPr><w:rFonts w:hint="eastAsia"/></w:rPr><w:t>赛车</w:t></w:r><w:r><w:rPr><w:rFonts w:hint="eastAsia"/></w:rPr><w:tab/></w:r><w:r><w:rPr><w:rFonts w:hint="eastAsia"/></w:rPr><w:t>方向控制的赛车游戏</w:t></w:r></w:p><w:p><w:pPr><w:rPr><w:rFonts w:hint="eastAsia"/></w:rPr></w:pPr><w:r><w:rPr><w:rFonts w:hint="eastAsia"/></w:rPr><w:t>⚙️ 操作模式</w:t></w:r></w:p><w:p><w:pPr><w:rPr><w:rFonts w:hint="eastAsia"/></w:rPr></w:pPr><w:r><w:rPr><w:rFonts w:hint="eastAsia"/></w:rPr><w:t>模式</w:t></w:r><w:r><w:rPr><w:rFonts w:hint="eastAsia"/></w:rPr><w:tab/></w:r><w:r><w:rPr><w:rFonts w:hint="eastAsia"/></w:rPr><w:t>说明</w:t></w:r></w:p><w:p><w:pPr><w:rPr><w:rFonts w:hint="eastAsia"/></w:rPr></w:pPr><w:r><w:rPr><w:rFonts w:hint="eastAsia"/></w:rPr><w:t>离线演示</w:t></w:r><w:r><w:rPr><w:rFonts w:hint="eastAsia"/></w:rPr><w:tab/></w:r><w:r><w:rPr><w:rFonts w:hint="eastAsia"/></w:rPr><w:t>使用预记录的.npy数据回放，统计准确率</w:t></w:r></w:p><w:p><w:pPr><w:rPr><w:rFonts w:hint="eastAsia"/></w:rPr></w:pPr><w:r><w:rPr><w:rFonts w:hint="eastAsia"/></w:rPr><w:t>在线评测</w:t></w:r><w:r><w:rPr><w:rFonts w:hint="eastAsia"/></w:rPr><w:tab/></w:r><w:r><w:rPr><w:rFonts w:hint="eastAsia"/></w:rPr><w:t>连接真实EEG硬件，呈现提示和刺激序列</w:t></w:r></w:p><w:p><w:pPr><w:rPr><w:rFonts w:hint="eastAsia"/></w:rPr></w:pPr><w:r><w:rPr><w:rFonts w:hint="eastAsia"/></w:rPr><w:t>实时脑控</w:t></w:r><w:r><w:rPr><w:rFonts w:hint="eastAsia"/></w:rPr><w:tab/></w:r><w:r><w:rPr><w:rFonts w:hint="eastAsia"/></w:rPr><w:t>Neuracle放大器连续流，解码器输出直接驱动游戏</w:t></w:r></w:p><w:p><w:pPr><w:rPr><w:rFonts w:hint="eastAsia"/></w:rPr></w:pPr><w:r><w:rPr><w:rFonts w:hint="eastAsia"/></w:rPr><w:t>🔧 技术栈</w:t></w:r></w:p><w:p><w:pPr><w:rPr><w:rFonts w:hint="eastAsia"/></w:rPr></w:pPr><w:r><w:rPr><w:rFonts w:hint="eastAsia"/></w:rPr><w:t>层级</w:t></w:r><w:r><w:rPr><w:rFonts w:hint="eastAsia"/></w:rPr><w:tab/></w:r><w:r><w:rPr><w:rFonts w:hint="eastAsia"/></w:rPr><w:t>技术</w:t></w:r></w:p><w:p><w:pPr><w:rPr><w:rFonts w:hint="eastAsia"/></w:rPr></w:pPr><w:r><w:rPr><w:rFonts w:hint="eastAsia"/></w:rPr><w:t>后端语言</w:t></w:r><w:r><w:rPr><w:rFonts w:hint="eastAsia"/></w:rPr><w:tab/></w:r><w:r><w:rPr><w:rFonts w:hint="eastAsia"/></w:rPr><w:t>Python 3.9+</w:t></w:r></w:p><w:p><w:pPr><w:rPr><w:rFonts w:hint="eastAsia"/></w:rPr></w:pPr><w:r><w:rPr><w:rFonts w:hint="eastAsia"/></w:rPr><w:t>WebSocket</w:t></w:r><w:r><w:rPr><w:rFonts w:hint="eastAsia"/></w:rPr><w:tab/></w:r><w:r><w:rPr><w:rFonts w:hint="eastAsia"/></w:rPr><w:t>websockets 库</w:t></w:r></w:p><w:p><w:pPr><w:rPr><w:rFonts w:hint="eastAsia"/></w:rPr></w:pPr><w:r><w:rPr><w:rFonts w:hint="eastAsia"/></w:rPr><w:t>信号处理</w:t></w:r><w:r><w:rPr><w:rFonts w:hint="eastAsia"/></w:rPr><w:tab/></w:r><w:r><w:rPr><w:rFonts w:hint="eastAsia"/></w:rPr><w:t>scipy (butterworth滤波), numpy</w:t></w:r></w:p><w:p><w:pPr><w:rPr><w:rFonts w:hint="eastAsia"/></w:rPr></w:pPr><w:r><w:rPr><w:rFonts w:hint="eastAsia"/></w:rPr><w:t>机器学习</w:t></w:r><w:r><w:rPr><w:rFonts w:hint="eastAsia"/></w:rPr><w:tab/></w:r><w:r><w:rPr><w:rFonts w:hint="eastAsia"/></w:rPr><w:t>scikit-learn, FBTDCA/FBTRCA算法 (MetaBCI)</w:t></w:r></w:p><w:p><w:pPr><w:rPr><w:rFonts w:hint="eastAsia"/></w:rPr></w:pPr><w:r><w:rPr><w:rFonts w:hint="eastAsia"/></w:rPr><w:t>模型序列化</w:t></w:r><w:r><w:rPr><w:rFonts w:hint="eastAsia"/></w:rPr><w:tab/></w:r><w:r><w:rPr><w:rFonts w:hint="eastAsia"/></w:rPr><w:t>joblib (.pkl)</w:t></w:r></w:p><w:p><w:pPr><w:rPr><w:rFonts w:hint="eastAsia"/></w:rPr></w:pPr><w:r><w:rPr><w:rFonts w:hint="eastAsia"/></w:rPr><w:t>硬件接口</w:t></w:r><w:r><w:rPr><w:rFonts w:hint="eastAsia"/></w:rPr><w:tab/></w:r><w:r><w:rPr><w:rFonts w:hint="eastAsia"/></w:rPr><w:t>Neuracle放大器 (TCP), TriggerBox (串口)</w:t></w:r></w:p><w:p><w:pPr><w:rPr><w:rFonts w:hint="eastAsia"/></w:rPr></w:pPr><w:r><w:rPr><w:rFonts w:hint="eastAsia"/></w:rPr><w:t>前端</w:t></w:r><w:r><w:rPr><w:rFonts w:hint="eastAsia"/></w:rPr><w:tab/></w:r><w:r><w:rPr><w:rFonts w:hint="eastAsia"/></w:rPr><w:t>原生 HTML5 Canvas + WebSocket API + CSS3</w:t></w:r></w:p><w:p><w:pPr><w:rPr><w:rFonts w:hint="eastAsia"/></w:rPr></w:pPr><w:r><w:rPr><w:rFonts w:hint="eastAsia"/></w:rPr><w:t>构建工具</w:t></w:r><w:r><w:rPr><w:rFonts w:hint="eastAsia"/></w:rPr><w:tab/></w:r><w:r><w:rPr><w:rFonts w:hint="eastAsia"/></w:rPr><w:t>无 — 纯原生JS，无npm/webpack</w:t></w:r></w:p><w:p><w:pPr><w:rPr><w:rFonts w:hint="eastAsia"/></w:rPr></w:pPr><w:r><w:rPr><w:rFonts w:hint="eastAsia"/></w:rPr><w:t>🧩 核心Python文件</w:t></w:r></w:p><w:p><w:pPr><w:rPr><w:rFonts w:hint="eastAsia"/></w:rPr></w:pPr><w:r><w:rPr><w:rFonts w:hint="eastAsia"/></w:rPr><w:t>文件</w:t></w:r><w:r><w:rPr><w:rFonts w:hint="eastAsia"/></w:rPr><w:tab/></w:r><w:r><w:rPr><w:rFonts w:hint="eastAsia"/></w:rPr><w:t>功能</w:t></w:r></w:p><w:p><w:pPr><w:rPr><w:rFonts w:hint="eastAsia"/></w:rPr></w:pPr><w:r><w:rPr><w:rFonts w:hint="eastAsia"/></w:rPr><w:t>main.py</w:t></w:r><w:r><w:rPr><w:rFonts w:hint="eastAsia"/></w:rPr><w:tab/></w:r><w:r><w:rPr><w:rFonts w:hint="eastAsia"/></w:rPr><w:t>应用入口，启动WebSocket服务器</w:t></w:r></w:p><w:p><w:pPr><w:rPr><w:rFonts w:hint="eastAsia"/></w:rPr></w:pPr><w:r><w:rPr><w:rFonts w:hint="eastAsia"/></w:rPr><w:t>websocket_server.py</w:t></w:r><w:r><w:rPr><w:rFonts w:hint="eastAsia"/></w:rPr><w:tab/></w:r><w:r><w:rPr><w:rFonts w:hint="eastAsia"/></w:rPr><w:t>WebSocket消息路由（从 metabci 导入核心）</w:t></w:r></w:p><w:p><w:pPr><w:rPr><w:rFonts w:hint="eastAsia"/></w:rPr></w:pPr><w:r><w:rPr><w:rFonts w:hint="eastAsia"/></w:rPr><w:t>config.py</w:t></w:r><w:r><w:rPr><w:rFonts w:hint="eastAsia"/></w:rPr><w:tab/></w:r><w:r><w:rPr><w:rFonts w:hint="eastAsia"/></w:rPr><w:t>全局配置：频率(8.25/11/13.75/16.5Hz)、采样率250Hz、通道等</w:t></w:r></w:p><w:p><w:pPr><w:rPr><w:rFonts w:hint="eastAsia"/></w:rPr></w:pPr><w:r><w:rPr><w:rFonts w:hint="eastAsia"/></w:rPr><w:t>（已移入 metabci/brainda）</w:t></w:r><w:r><w:rPr><w:rFonts w:hint="eastAsia"/></w:rPr><w:tab/></w:r><w:r><w:rPr><w:rFonts w:hint="eastAsia"/></w:rPr><w:t>主力解码器：动态停止 + 在线去均值归一化 + 自适应阈值对抗分布偏移</w:t></w:r></w:p><w:p><w:pPr><w:rPr><w:rFonts w:hint="eastAsia"/></w:rPr></w:pPr><w:r><w:rPr><w:rFonts w:hint="eastAsia"/></w:rPr><w:t>data_acquisition.py</w:t></w:r><w:r><w:rPr><w:rFonts w:hint="eastAsia"/></w:rPr><w:tab/></w:r><w:r><w:rPr><w:rFonts w:hint="eastAsia"/></w:rPr><w:t>EEG数据采集（导入 brainflow ProcessWorker + RingBuffer）</w:t></w:r></w:p><w:p><w:pPr><w:rPr><w:rFonts w:hint="eastAsia"/></w:rPr></w:pPr><w:r><w:rPr><w:rFonts w:hint="eastAsia"/></w:rPr><w:t>（已移入 metabci/brainda）</w:t></w:r><w:r><w:rPr><w:rFonts w:hint="eastAsia"/></w:rPr><w:tab/></w:r><w:r><w:rPr><w:rFonts w:hint="eastAsia"/></w:rPr><w:t>带指数衰减和锁定期限的决策投票器</w:t></w:r></w:p><w:p><w:pPr><w:rPr><w:rFonts w:hint="eastAsia"/></w:rPr></w:pPr><w:r><w:rPr><w:rFonts w:hint="eastAsia"/></w:rPr><w:t>train_self_model.py</w:t></w:r><w:r><w:rPr><w:rFonts w:hint="eastAsia"/></w:rPr><w:tab/></w:r><w:r><w:rPr><w:rFonts w:hint="eastAsia"/></w:rPr><w:t>训练FBTDCA/FBTRCA模型（六种增强策略对抗分布偏移），数据通过 metabci.brainda.datasets.SelfSSVEP 加载</w:t></w:r></w:p><w:p><w:pPr><w:rPr><w:rFonts w:hint="eastAsia"/></w:rPr></w:pPr><w:r><w:rPr><w:rFonts w:hint="eastAsia"/></w:rPr><w:t>train_growing_window_models.py</w:t></w:r><w:r><w:rPr><w:rFonts w:hint="eastAsia"/></w:rPr><w:tab/></w:r><w:r><w:rPr><w:rFonts w:hint="eastAsia"/></w:rPr><w:t>训练4个不同窗口长度模型</w:t></w:r></w:p><w:p><w:pPr><w:rPr><w:rFonts w:hint="eastAsia"/></w:rPr></w:pPr><w:r><w:rPr><w:rFonts w:hint="eastAsia"/></w:rPr><w:t>run_ssvep_experiment.py</w:t></w:r><w:r><w:rPr><w:rFonts w:hint="eastAsia"/></w:rPr><w:tab/></w:r><w:r><w:rPr><w:rFonts w:hint="eastAsia"/></w:rPr><w:t>PsychoPy实验（导入 brainstim SSVEP+Experiment+NeuraclePort）</w:t></w:r></w:p><w:p><w:pPr><w:rPr><w:rFonts w:hint="eastAsia"/></w:rPr></w:pPr><w:r><w:rPr><w:rFonts w:hint="eastAsia"/></w:rPr><w:t>📦 预训练模型</w:t></w:r></w:p><w:p><w:pPr><w:rPr><w:rFonts w:hint="eastAsia"/></w:rPr></w:pPr><w:r><w:rPr><w:rFonts w:hint="eastAsia"/></w:rPr><w:t>模型文件</w:t></w:r><w:r><w:rPr><w:rFonts w:hint="eastAsia"/></w:rPr><w:tab/></w:r><w:r><w:rPr><w:rFonts w:hint="eastAsia"/></w:rPr><w:t>大小</w:t></w:r><w:r><w:rPr><w:rFonts w:hint="eastAsia"/></w:rPr><w:tab/></w:r><w:r><w:rPr><w:rFonts w:hint="eastAsia"/></w:rPr><w:t>窗口</w:t></w:r><w:r><w:rPr><w:rFonts w:hint="eastAsia"/></w:rPr><w:tab/></w:r><w:r><w:rPr><w:rFonts w:hint="eastAsia"/></w:rPr><w:t>时间(@250Hz)</w:t></w:r></w:p><w:p><w:pPr><w:rPr><w:rFonts w:hint="eastAsia"/></w:rPr></w:pPr><w:r><w:rPr><w:rFonts w:hint="eastAsia"/></w:rPr><w:t>model_125.pkl</w:t></w:r><w:r><w:rPr><w:rFonts w:hint="eastAsia"/></w:rPr><w:tab/></w:r><w:r><w:rPr><w:rFonts w:hint="eastAsia"/></w:rPr><w:t>~2.9MB</w:t></w:r><w:r><w:rPr><w:rFonts w:hint="eastAsia"/></w:rPr><w:tab/></w:r><w:r><w:rPr><w:rFonts w:hint="eastAsia"/></w:rPr><w:t>125样本</w:t></w:r><w:r><w:rPr><w:rFonts w:hint="eastAsia"/></w:rPr><w:tab/></w:r><w:r><w:rPr><w:rFonts w:hint="eastAsia"/></w:rPr><w:t>0.5秒</w:t></w:r></w:p><w:p><w:pPr><w:rPr><w:rFonts w:hint="eastAsia"/></w:rPr></w:pPr><w:r><w:rPr><w:rFonts w:hint="eastAsia"/></w:rPr><w:t>model_250.pkl</w:t></w:r><w:r><w:rPr><w:rFonts w:hint="eastAsia"/></w:rPr><w:tab/></w:r><w:r><w:rPr><w:rFonts w:hint="eastAsia"/></w:rPr><w:t>~10.8MB</w:t></w:r><w:r><w:rPr><w:rFonts w:hint="eastAsia"/></w:rPr><w:tab/></w:r><w:r><w:rPr><w:rFonts w:hint="eastAsia"/></w:rPr><w:t>250样本</w:t></w:r><w:r><w:rPr><w:rFonts w:hint="eastAsia"/></w:rPr><w:tab/></w:r><w:r><w:rPr><w:rFonts w:hint="eastAsia"/></w:rPr><w:t>1.0秒</w:t></w:r></w:p><w:p><w:pPr><w:rPr><w:rFonts w:hint="eastAsia"/></w:rPr></w:pPr><w:r><w:rPr><w:rFonts w:hint="eastAsia"/></w:rPr><w:t>model_375.pkl</w:t></w:r><w:r><w:rPr><w:rFonts w:hint="eastAsia"/></w:rPr><w:tab/></w:r><w:r><w:rPr><w:rFonts w:hint="eastAsia"/></w:rPr><w:t>~23.7MB</w:t></w:r><w:r><w:rPr><w:rFonts w:hint="eastAsia"/></w:rPr><w:tab/></w:r><w:r><w:rPr><w:rFonts w:hint="eastAsia"/></w:rPr><w:t>375样本</w:t></w:r><w:r><w:rPr><w:rFonts w:hint="eastAsia"/></w:rPr><w:tab/></w:r><w:r><w:rPr><w:rFonts w:hint="eastAsia"/></w:rPr><w:t>1.5秒</w:t></w:r></w:p><w:p><w:pPr><w:rPr><w:rFonts w:hint="eastAsia"/></w:rPr></w:pPr><w:r><w:rPr><w:rFonts w:hint="eastAsia"/></w:rPr><w:t>self_ssvep_model.pkl</w:t></w:r><w:r><w:rPr><w:rFonts w:hint="eastAsia"/></w:rPr><w:tab/></w:r><w:r><w:rPr><w:rFonts w:hint="eastAsia"/></w:rPr><w:t>~41.6MB</w:t></w:r><w:r><w:rPr><w:rFonts w:hint="eastAsia"/></w:rPr><w:tab/></w:r><w:r><w:rPr><w:rFonts w:hint="eastAsia"/></w:rPr><w:t>500样本</w:t></w:r><w:r><w:rPr><w:rFonts w:hint="eastAsia"/></w:rPr><w:tab/></w:r><w:r><w:rPr><w:rFonts w:hint="eastAsia"/></w:rPr><w:t>2.0秒</w:t></w:r></w:p><w:p><w:pPr><w:rPr><w:rFonts w:hint="eastAsia"/></w:rPr></w:pPr><w:r><w:rPr><w:rFonts w:hint="eastAsia"/></w:rPr><w:t>全部使用 FBTDCA 算法，8个枕区通道，4分类（上/下/左/右），25折交叉验证训练。</w:t></w:r></w:p><w:p><w:pPr><w:rPr><w:rFonts w:hint="eastAsia"/></w:rPr></w:pPr></w:p><w:p><w:pPr><w:rPr><w:rFonts w:hint="eastAsia"/></w:rPr></w:pPr><w:r><w:rPr><w:rFonts w:hint="eastAsia"/></w:rPr><w:t>🚀 启动方式</w:t></w:r></w:p><w:p><w:pPr><w:rPr><w:rFonts w:hint="eastAsia"/></w:rPr></w:pPr><w:r><w:rPr><w:rFonts w:hint="eastAsia"/></w:rPr><w:t># 启动后端服务器</w:t></w:r></w:p><w:p><w:pPr><w:rPr><w:rFonts w:hint="eastAsia"/></w:rPr></w:pPr><w:r><w:rPr><w:rFonts w:hint="eastAsia"/></w:rPr><w:t>python main.py</w:t></w:r></w:p><w:p><w:pPr><w:rPr><w:rFonts w:hint="eastAsia"/></w:rPr></w:pPr></w:p><w:p><w:pPr><w:rPr><w:rFonts w:hint="eastAsia"/></w:rPr></w:pPr><w:r><w:rPr><w:rFonts w:hint="eastAsia"/></w:rPr><w:t># 启动前端（从 metabci 框架）</w:t></w:r></w:p><w:p><w:r><w:rPr><w:rFonts w:hint="eastAsia"/></w:rPr><w:t># cd ../metabci/webgame/static && python -m http.server 8000</w:t></w:r></w:p><w:sectPr><w:pgSz w:w="11906" w:h="16838"/><w:pgMar w:top="1440" w:right="1800" w:bottom="1440" w:left="1800" w:header="851" w:footer="992" w:gutter="0"/><w:cols w:space="425" w:num="1"/><w:docGrid w:type="lines" w:linePitch="312" w:charSpace="0"/></w:sectPr></w:body></w:document>
+<file path=word/document.xml><?xml version="1.0" encoding="utf-8"?>
+<w:document xmlns:wpc="http://schemas.microsoft.com/office/word/2010/wordprocessingCanvas" xmlns:mc="http://schemas.openxmlformats.org/markup-compatibility/2006" xmlns:o="urn:schemas-microsoft-com:office:office" xmlns:r="http://schemas.openxmlformats.org/officeDocument/2006/relationships" xmlns:m="http://schemas.openxmlformats.org/officeDocument/2006/math" xmlns:v="urn:schemas-microsoft-com:vml" xmlns:wp14="http://schemas.microsoft.com/office/word/2010/wordprocessingDrawing" xmlns:wp="http://schemas.openxmlformats.org/drawingml/2006/wordprocessingDrawing" xmlns:w="http://schemas.openxmlformats.org/wordprocessingml/2006/main" xmlns:w14="http://schemas.microsoft.com/office/word/2010/wordml" xmlns:w10="urn:schemas-microsoft-com:office:word" xmlns:w15="http://schemas.microsoft.com/office/word/2012/wordml" xmlns:wpg="http://schemas.microsoft.com/office/word/2010/wordprocessingGroup" xmlns:wpi="http://schemas.microsoft.com/office/word/2010/wordprocessingInk" xmlns:wne="http://schemas.microsoft.com/office/word/2006/wordml" xmlns:wps="http://schemas.microsoft.com/office/word/2010/wordprocessingShape" xmlns:wpsCustomData="http://www.wps.cn/officeDocument/2013/wpsCustomData" mc:Ignorable="w14 w15 wp14">
+  <w:body>
+    <w:p>
+      <w:pPr>
+        <w:rPr>
+          <w:rFonts w:hint="eastAsia"/>
+        </w:rPr>
+      </w:pPr>
+      <w:r>
+        <w:rPr>
+          <w:rFonts w:hint="eastAsia"/>
+        </w:rPr>
+        <w:t>MetaBCIWebGame 项目全面解析</w:t>
+      </w:r>
+    </w:p>
+    <w:p>
+      <w:pPr>
+        <w:rPr>
+          <w:rFonts w:hint="eastAsia"/>
+        </w:rPr>
+      </w:pPr>
+      <w:r>
+        <w:rPr>
+          <w:rFonts w:hint="eastAsia"/>
+        </w:rPr>
+        <w:t>🧠 项目定位</w:t>
+      </w:r>
+    </w:p>
+    <w:p>
+      <w:pPr>
+        <w:rPr>
+          <w:rFonts w:hint="eastAsia"/>
+        </w:rPr>
+      </w:pPr>
+      <w:r>
+        <w:rPr>
+          <w:rFonts w:hint="eastAsia"/>
+        </w:rPr>
+        <w:t>MetaBCIWebGame 是一个基于 SSVEP（稳态视觉诱发电位） 的脑控游戏平台。用户通过注视屏幕上不同频率闪烁的刺激块，即可控制迷宫、贪吃蛇、赛车三款游戏。该项目属于天津大学徐敏鹏教授团队开发的 MetaBCI 开源脑机接口生态系统。</w:t>
+      </w:r>
+    </w:p>
+    <w:p>
+      <w:pPr>
+        <w:rPr>
+          <w:rFonts w:hint="eastAsia"/>
+        </w:rPr>
+      </w:pPr>
+    </w:p>
+    <w:p>
+      <w:pPr>
+        <w:rPr>
+          <w:rFonts w:hint="eastAsia"/>
+        </w:rPr>
+      </w:pPr>
+      <w:r>
+        <w:rPr>
+          <w:rFonts w:hint="eastAsia"/>
+        </w:rPr>
+        <w:t>📁 目录结构</w:t>
+      </w:r>
+    </w:p>
+    <w:p>
+      <w:pPr>
+        <w:rPr>
+          <w:rFonts w:hint="eastAsia"/>
+        </w:rPr>
+      </w:pPr>
+      <w:r>
+        <w:rPr>
+          <w:rFonts w:hint="eastAsia"/>
+        </w:rPr>
+        <w:t>MetaBCIWebGame/</w:t>
+      </w:r>
+    </w:p>
+    <w:p>
+      <w:pPr>
+        <w:rPr>
+          <w:rFonts w:hint="eastAsia"/>
+        </w:rPr>
+      </w:pPr>
+      <w:r>
+        <w:rPr>
+          <w:rFonts w:hint="eastAsia"/>
+        </w:rPr>
+        <w:t>（static/ 已移入 metabci/webgame/static/，见框架集成）
+├──</w:t>
+      </w:r>
+    </w:p>
+    <w:p>
+      <w:pPr>
+        <w:rPr>
+          <w:rFonts w:hint="eastAsia"/>
+        </w:rPr>
+      </w:pPr>
+    </w:p>
+    <w:p>
+      <w:pPr>
+        <w:rPr>
+          <w:rFonts w:hint="eastAsia"/>
+        </w:rPr>
+      </w:pPr>
+      <w:r>
+        <w:rPr>
+          <w:rFonts w:hint="eastAsia"/>
+        </w:rPr>
+        <w:t>├── data/                    # 原始实验记录 (.mat, 4个session)</w:t>
+      </w:r>
+    </w:p>
+    <w:p>
+      <w:pPr>
+        <w:rPr>
+          <w:rFonts w:hint="eastAsia"/>
+        </w:rPr>
+      </w:pPr>
+      <w:r>
+        <w:rPr>
+          <w:rFonts w:hint="eastAsia"/>
+        </w:rPr>
+        <w:t>├── data_self/               # 训练用SSVEP试次 (.npy, 按标签1-4分类)</w:t>
+      </w:r>
+    </w:p>
+    <w:p>
+      <w:pPr>
+        <w:rPr>
+          <w:rFonts w:hint="eastAsia"/>
+        </w:rPr>
+      </w:pPr>
+      <w:r>
+        <w:rPr>
+          <w:rFonts w:hint="eastAsia"/>
+        </w:rPr>
+        <w:t>├── data_self_test/          # 测试数据 (多时间偏移: offset000~125)</w:t>
+      </w:r>
+    </w:p>
+    <w:p>
+      <w:pPr>
+        <w:rPr>
+          <w:rFonts w:hint="eastAsia"/>
+        </w:rPr>
+      </w:pPr>
+      <w:r>
+        <w:rPr>
+          <w:rFonts w:hint="eastAsia"/>
+        </w:rPr>
+        <w:t>├── *.pkl                    # 预训练模型 (4个, 总大小~78MB)</w:t>
+      </w:r>
+    </w:p>
+    <w:p>
+      <w:pPr>
+        <w:rPr>
+          <w:rFonts w:hint="eastAsia"/>
+        </w:rPr>
+      </w:pPr>
+      <w:r>
+        <w:rPr>
+          <w:rFonts w:hint="eastAsia"/>
+        </w:rPr>
+        <w:t>├── *.py                     # 后端Python文件 (20个)</w:t>
+      </w:r>
+      <w:bookmarkStart w:id="0" w:name="_GoBack"/>
+      <w:bookmarkEnd w:id="0"/>
+    </w:p>
+    <w:p>
+      <w:pPr>
+        <w:rPr>
+          <w:rFonts w:hint="eastAsia"/>
+        </w:rPr>
+      </w:pPr>
+      <w:r>
+        <w:rPr>
+          <w:rFonts w:hint="eastAsia"/>
+        </w:rPr>
+        <w:t>├── *.json                   # 评估结果</w:t>
+      </w:r>
+    </w:p>
+    <w:p>
+      <w:pPr>
+        <w:rPr>
+          <w:rFonts w:hint="eastAsia"/>
+        </w:rPr>
+      </w:pPr>
+      <w:r>
+        <w:rPr>
+          <w:rFonts w:hint="eastAsia"/>
+        </w:rPr>
+        <w:t>└── 测试说明.docx             # 中文测试文档</w:t>
+      </w:r>
+    </w:p>
+    <w:p>
+      <w:pPr>
+        <w:rPr>
+          <w:rFonts w:hint="eastAsia"/>
+        </w:rPr>
+      </w:pPr>
+    </w:p>
+    <w:p>
+      <w:pPr>
+        <w:rPr>
+          <w:rFonts w:hint="eastAsia"/>
+        </w:rPr>
+      </w:pPr>
+      <w:r>
+        <w:rPr>
+          <w:rFonts w:hint="eastAsia"/>
+        </w:rPr>
+        <w:t>🏗️ 技术架构</w:t>
+      </w:r>
+    </w:p>
+    <w:p>
+      <w:pPr>
+        <w:rPr>
+          <w:rFonts w:hint="eastAsia"/>
+        </w:rPr>
+      </w:pPr>
+      <w:r>
+        <w:rPr>
+          <w:rFonts w:hint="eastAsia"/>
+        </w:rPr>
+        <w:t>浏览器 (Canvas渲染 + WebSocket)</w:t>
+      </w:r>
+    </w:p>
+    <w:p>
+      <w:pPr>
+        <w:rPr>
+          <w:rFonts w:hint="eastAsia"/>
+        </w:rPr>
+      </w:pPr>
+      <w:r>
+        <w:rPr>
+          <w:rFonts w:hint="eastAsia"/>
+        </w:rPr>
+        <w:t xml:space="preserve">    ↕ ws://localhost:8765</w:t>
+      </w:r>
+    </w:p>
+    <w:p>
+      <w:pPr>
+        <w:rPr>
+          <w:rFonts w:hint="eastAsia"/>
+        </w:rPr>
+      </w:pPr>
+      <w:r>
+        <w:rPr>
+          <w:rFonts w:hint="eastAsia"/>
+        </w:rPr>
+        <w:t>Python 后端 (websockets + asyncio)</w:t>
+      </w:r>
+    </w:p>
+    <w:p>
+      <w:pPr>
+        <w:rPr>
+          <w:rFonts w:hint="eastAsia"/>
+        </w:rPr>
+      </w:pPr>
+      <w:r>
+        <w:rPr>
+          <w:rFonts w:hint="eastAsia"/>
+        </w:rPr>
+        <w:t xml:space="preserve">    ├── ContinuousStreamingEngine  ← 连续流解码循环</w:t>
+      </w:r>
+    </w:p>
+    <w:p>
+      <w:pPr>
+        <w:rPr>
+          <w:rFonts w:hint="eastAsia"/>
+        </w:rPr>
+      </w:pPr>
+      <w:r>
+        <w:rPr>
+          <w:rFonts w:hint="eastAsia"/>
+        </w:rPr>
+        <w:t xml:space="preserve">    │   ├── GrowingWindowDecoder   ← 动态停止 + 在线EMA去均值 + 自适应阈值</w:t>
+      </w:r>
+    </w:p>
+    <w:p>
+      <w:pPr>
+        <w:rPr>
+          <w:rFonts w:hint="eastAsia"/>
+        </w:rPr>
+      </w:pPr>
+      <w:r>
+        <w:rPr>
+          <w:rFonts w:hint="eastAsia"/>
+        </w:rPr>
+        <w:t xml:space="preserve">    │   └── AdvancedVoter          ← 置信度累积+衰减+锁定</w:t>
+      </w:r>
+    </w:p>
+    <w:p>
+      <w:pPr>
+        <w:rPr>
+          <w:rFonts w:hint="eastAsia"/>
+        </w:rPr>
+      </w:pPr>
+      <w:r>
+        <w:rPr>
+          <w:rFonts w:hint="eastAsia"/>
+        </w:rPr>
+        <w:t xml:space="preserve">    ├── 数据源</w:t>
+      </w:r>
+    </w:p>
+    <w:p>
+      <w:pPr>
+        <w:rPr>
+          <w:rFonts w:hint="eastAsia"/>
+        </w:rPr>
+      </w:pPr>
+      <w:r>
+        <w:rPr>
+          <w:rFonts w:hint="eastAsia"/>
+        </w:rPr>
+        <w:t xml:space="preserve">    │   ├── OfflineDataGenerator   ← 离线回放 .npy</w:t>
+      </w:r>
+    </w:p>
+    <w:p>
+      <w:pPr>
+        <w:rPr>
+          <w:rFonts w:hint="eastAsia"/>
+        </w:rPr>
+      </w:pPr>
+      <w:r>
+        <w:rPr>
+          <w:rFonts w:hint="eastAsia"/>
+        </w:rPr>
+        <w:t xml:space="preserve">    │   ├── SimulatedDataGenerator ← 合成正弦波</w:t>
+      </w:r>
+    </w:p>
+    <w:p>
+      <w:pPr>
+        <w:rPr>
+          <w:rFonts w:hint="eastAsia"/>
+        </w:rPr>
+      </w:pPr>
+      <w:r>
+        <w:rPr>
+          <w:rFonts w:hint="eastAsia"/>
+        </w:rPr>
+        <w:t xml:space="preserve">    │   └── DataAcquisition        ← Neuracle EEG硬件</w:t>
+      </w:r>
+    </w:p>
+    <w:p>
+      <w:pPr>
+        <w:rPr>
+          <w:rFonts w:hint="eastAsia"/>
+        </w:rPr>
+      </w:pPr>
+      <w:r>
+        <w:rPr>
+          <w:rFonts w:hint="eastAsia"/>
+        </w:rPr>
+        <w:t xml:space="preserve">    └── 分类算法: FBTDCA / FBTRCA (MetaBCI)\n\n🔌 MetaBCI 框架集成（全部核心代码已移入 MetaBCI 目录树）\nmetabci/brainda/algorithms/decomposition/\n├── growing_window.py     ← GrowingWindowDecoder\n└── （已移入 metabci/brainda）     ← AdvancedVoter\n\nmetabci/brainda/datasets/\n└── ssvep_self.py         ← SelfSSVEP\n\nmetabci/brainflow/\n├── online.py             ← ContinuousStreamingEngine\n└── ssvep_worker.py       ← SSVEPWorker (ProcessWorker 子类)\n\nMetaBCIWebGame 仅保留应用层代码（websocket_server, main, config, static），所有算法/引擎/数据集均从 metabci.* 标准路径导入。\n本项目核心模块已按 MetaBCI 规范放入框架源码树，通过标准 import 路径调用：\n\nmetabci/brainda/algorithms/decomposition/\n├── growing_window.py         ← GrowingWindowDecoder 动态停止解码器\n└── （已移入 metabci/brainda）         ← AdvancedVoter 自适应投票器\n\nmetabci/brainda/datasets/\n└── ssvep_self.py             ← SelfSSVEP 自采数据集封装\n\nmetabci/brainflow/\n└── online.py                 ← ContinuousStreamingEngine 在线流引擎\n\nMetaBCIWebGame/websocket_server.py 通过以下导入对接：\n  from metabci.brainda.algorithms.decomposition import GrowingWindowDecoder, AdvancedVoter\n  from metabci.brainda.datasets import SelfSSVEP\n  from metabci.brainflow.online import ContinuousStreamingEngine</w:t>
+      </w:r>
+    </w:p>
+    <w:p>
+      <w:pPr>
+        <w:rPr>
+          <w:rFonts w:hint="eastAsia"/>
+        </w:rPr>
+      </w:pPr>
+    </w:p>
+    <w:p>
+      <w:pPr>
+        <w:rPr>
+          <w:rFonts w:hint="eastAsia"/>
+        </w:rPr>
+      </w:pPr>
+      <w:r>
+        <w:rPr>
+          <w:rFonts w:hint="eastAsia"/>
+        </w:rPr>
+        <w:t>🎮 三款游戏</w:t>
+      </w:r>
+    </w:p>
+    <w:p>
+      <w:pPr>
+        <w:rPr>
+          <w:rFonts w:hint="eastAsia"/>
+        </w:rPr>
+      </w:pPr>
+      <w:r>
+        <w:rPr>
+          <w:rFonts w:hint="eastAsia"/>
+        </w:rPr>
+        <w:t>游戏</w:t>
+      </w:r>
+      <w:r>
+        <w:rPr>
+          <w:rFonts w:hint="eastAsia"/>
+        </w:rPr>
+        <w:tab/>
+      </w:r>
+      <w:r>
+        <w:rPr>
+          <w:rFonts w:hint="eastAsia"/>
+        </w:rPr>
+        <w:t>描述</w:t>
+      </w:r>
+    </w:p>
+    <w:p>
+      <w:pPr>
+        <w:rPr>
+          <w:rFonts w:hint="eastAsia"/>
+        </w:rPr>
+      </w:pPr>
+      <w:r>
+        <w:rPr>
+          <w:rFonts w:hint="eastAsia"/>
+        </w:rPr>
+        <w:t>迷宫</w:t>
+      </w:r>
+      <w:r>
+        <w:rPr>
+          <w:rFonts w:hint="eastAsia"/>
+        </w:rPr>
+        <w:tab/>
+      </w:r>
+      <w:r>
+        <w:rPr>
+          <w:rFonts w:hint="eastAsia"/>
+        </w:rPr>
+        <w:t>Prim算法自动生成，收集钻石到达出口，支持5-31自定义尺寸</w:t>
+      </w:r>
+    </w:p>
+    <w:p>
+      <w:pPr>
+        <w:rPr>
+          <w:rFonts w:hint="eastAsia"/>
+        </w:rPr>
+      </w:pPr>
+      <w:r>
+        <w:rPr>
+          <w:rFonts w:hint="eastAsia"/>
+        </w:rPr>
+        <w:t>贪吃蛇</w:t>
+      </w:r>
+      <w:r>
+        <w:rPr>
+          <w:rFonts w:hint="eastAsia"/>
+        </w:rPr>
+        <w:tab/>
+      </w:r>
+      <w:r>
+        <w:rPr>
+          <w:rFonts w:hint="eastAsia"/>
+        </w:rPr>
+        <w:t>经典贪吃蛇，脑控指令控制方向</w:t>
+      </w:r>
+    </w:p>
+    <w:p>
+      <w:pPr>
+        <w:rPr>
+          <w:rFonts w:hint="eastAsia"/>
+        </w:rPr>
+      </w:pPr>
+      <w:r>
+        <w:rPr>
+          <w:rFonts w:hint="eastAsia"/>
+        </w:rPr>
+        <w:t>赛车</w:t>
+      </w:r>
+      <w:r>
+        <w:rPr>
+          <w:rFonts w:hint="eastAsia"/>
+        </w:rPr>
+        <w:tab/>
+      </w:r>
+      <w:r>
+        <w:rPr>
+          <w:rFonts w:hint="eastAsia"/>
+        </w:rPr>
+        <w:t>方向控制的赛车游戏</w:t>
+      </w:r>
+    </w:p>
+    <w:p>
+      <w:pPr>
+        <w:rPr>
+          <w:rFonts w:hint="eastAsia"/>
+        </w:rPr>
+      </w:pPr>
+      <w:r>
+        <w:rPr>
+          <w:rFonts w:hint="eastAsia"/>
+        </w:rPr>
+        <w:t>⚙️ 操作模式</w:t>
+      </w:r>
+    </w:p>
+    <w:p>
+      <w:pPr>
+        <w:rPr>
+          <w:rFonts w:hint="eastAsia"/>
+        </w:rPr>
+      </w:pPr>
+      <w:r>
+        <w:rPr>
+          <w:rFonts w:hint="eastAsia"/>
+        </w:rPr>
+        <w:t>模式</w:t>
+      </w:r>
+      <w:r>
+        <w:rPr>
+          <w:rFonts w:hint="eastAsia"/>
+        </w:rPr>
+        <w:tab/>
+      </w:r>
+      <w:r>
+        <w:rPr>
+          <w:rFonts w:hint="eastAsia"/>
+        </w:rPr>
+        <w:t>说明</w:t>
+      </w:r>
+    </w:p>
+    <w:p>
+      <w:pPr>
+        <w:rPr>
+          <w:rFonts w:hint="eastAsia"/>
+        </w:rPr>
+      </w:pPr>
+      <w:r>
+        <w:rPr>
+          <w:rFonts w:hint="eastAsia"/>
+        </w:rPr>
+        <w:t>离线演示</w:t>
+      </w:r>
+      <w:r>
+        <w:rPr>
+          <w:rFonts w:hint="eastAsia"/>
+        </w:rPr>
+        <w:tab/>
+      </w:r>
+      <w:r>
+        <w:rPr>
+          <w:rFonts w:hint="eastAsia"/>
+        </w:rPr>
+        <w:t>使用预记录的.npy数据回放，统计准确率</w:t>
+      </w:r>
+    </w:p>
+    <w:p>
+      <w:pPr>
+        <w:rPr>
+          <w:rFonts w:hint="eastAsia"/>
+        </w:rPr>
+      </w:pPr>
+      <w:r>
+        <w:rPr>
+          <w:rFonts w:hint="eastAsia"/>
+        </w:rPr>
+        <w:t>在线评测</w:t>
+      </w:r>
+      <w:r>
+        <w:rPr>
+          <w:rFonts w:hint="eastAsia"/>
+        </w:rPr>
+        <w:tab/>
+      </w:r>
+      <w:r>
+        <w:rPr>
+          <w:rFonts w:hint="eastAsia"/>
+        </w:rPr>
+        <w:t>连接真实EEG硬件，呈现提示和刺激序列</w:t>
+      </w:r>
+    </w:p>
+    <w:p>
+      <w:pPr>
+        <w:rPr>
+          <w:rFonts w:hint="eastAsia"/>
+        </w:rPr>
+      </w:pPr>
+      <w:r>
+        <w:rPr>
+          <w:rFonts w:hint="eastAsia"/>
+        </w:rPr>
+        <w:t>实时脑控</w:t>
+      </w:r>
+      <w:r>
+        <w:rPr>
+          <w:rFonts w:hint="eastAsia"/>
+        </w:rPr>
+        <w:tab/>
+      </w:r>
+      <w:r>
+        <w:rPr>
+          <w:rFonts w:hint="eastAsia"/>
+        </w:rPr>
+        <w:t>Neuracle放大器连续流，解码器输出直接驱动游戏</w:t>
+      </w:r>
+    </w:p>
+    <w:p>
+      <w:pPr>
+        <w:rPr>
+          <w:rFonts w:hint="eastAsia"/>
+        </w:rPr>
+      </w:pPr>
+      <w:r>
+        <w:rPr>
+          <w:rFonts w:hint="eastAsia"/>
+        </w:rPr>
+        <w:t>🔧 技术栈</w:t>
+      </w:r>
+    </w:p>
+    <w:p>
+      <w:pPr>
+        <w:rPr>
+          <w:rFonts w:hint="eastAsia"/>
+        </w:rPr>
+      </w:pPr>
+      <w:r>
+        <w:rPr>
+          <w:rFonts w:hint="eastAsia"/>
+        </w:rPr>
+        <w:t>层级</w:t>
+      </w:r>
+      <w:r>
+        <w:rPr>
+          <w:rFonts w:hint="eastAsia"/>
+        </w:rPr>
+        <w:tab/>
+      </w:r>
+      <w:r>
+        <w:rPr>
+          <w:rFonts w:hint="eastAsia"/>
+        </w:rPr>
+        <w:t>技术</w:t>
+      </w:r>
+    </w:p>
+    <w:p>
+      <w:pPr>
+        <w:rPr>
+          <w:rFonts w:hint="eastAsia"/>
+        </w:rPr>
+      </w:pPr>
+      <w:r>
+        <w:rPr>
+          <w:rFonts w:hint="eastAsia"/>
+        </w:rPr>
+        <w:t>后端语言</w:t>
+      </w:r>
+      <w:r>
+        <w:rPr>
+          <w:rFonts w:hint="eastAsia"/>
+        </w:rPr>
+        <w:tab/>
+      </w:r>
+      <w:r>
+        <w:rPr>
+          <w:rFonts w:hint="eastAsia"/>
+        </w:rPr>
+        <w:t>Python 3.9+</w:t>
+      </w:r>
+    </w:p>
+    <w:p>
+      <w:pPr>
+        <w:rPr>
+          <w:rFonts w:hint="eastAsia"/>
+        </w:rPr>
+      </w:pPr>
+      <w:r>
+        <w:rPr>
+          <w:rFonts w:hint="eastAsia"/>
+        </w:rPr>
+        <w:t>WebSocket</w:t>
+      </w:r>
+      <w:r>
+        <w:rPr>
+          <w:rFonts w:hint="eastAsia"/>
+        </w:rPr>
+        <w:tab/>
+      </w:r>
+      <w:r>
+        <w:rPr>
+          <w:rFonts w:hint="eastAsia"/>
+        </w:rPr>
+        <w:t>websockets 库</w:t>
+      </w:r>
+    </w:p>
+    <w:p>
+      <w:pPr>
+        <w:rPr>
+          <w:rFonts w:hint="eastAsia"/>
+        </w:rPr>
+      </w:pPr>
+      <w:r>
+        <w:rPr>
+          <w:rFonts w:hint="eastAsia"/>
+        </w:rPr>
+        <w:t>信号处理</w:t>
+      </w:r>
+      <w:r>
+        <w:rPr>
+          <w:rFonts w:hint="eastAsia"/>
+        </w:rPr>
+        <w:tab/>
+      </w:r>
+      <w:r>
+        <w:rPr>
+          <w:rFonts w:hint="eastAsia"/>
+        </w:rPr>
+        <w:t>scipy (butterworth滤波), numpy</w:t>
+      </w:r>
+    </w:p>
+    <w:p>
+      <w:pPr>
+        <w:rPr>
+          <w:rFonts w:hint="eastAsia"/>
+        </w:rPr>
+      </w:pPr>
+      <w:r>
+        <w:rPr>
+          <w:rFonts w:hint="eastAsia"/>
+        </w:rPr>
+        <w:t>机器学习</w:t>
+      </w:r>
+      <w:r>
+        <w:rPr>
+          <w:rFonts w:hint="eastAsia"/>
+        </w:rPr>
+        <w:tab/>
+      </w:r>
+      <w:r>
+        <w:rPr>
+          <w:rFonts w:hint="eastAsia"/>
+        </w:rPr>
+        <w:t>scikit-learn, FBTDCA/FBTRCA算法 (MetaBCI)</w:t>
+      </w:r>
+    </w:p>
+    <w:p>
+      <w:pPr>
+        <w:rPr>
+          <w:rFonts w:hint="eastAsia"/>
+        </w:rPr>
+      </w:pPr>
+      <w:r>
+        <w:rPr>
+          <w:rFonts w:hint="eastAsia"/>
+        </w:rPr>
+        <w:t>模型序列化</w:t>
+      </w:r>
+      <w:r>
+        <w:rPr>
+          <w:rFonts w:hint="eastAsia"/>
+        </w:rPr>
+        <w:tab/>
+      </w:r>
+      <w:r>
+        <w:rPr>
+          <w:rFonts w:hint="eastAsia"/>
+        </w:rPr>
+        <w:t>joblib (.pkl)</w:t>
+      </w:r>
+    </w:p>
+    <w:p>
+      <w:pPr>
+        <w:rPr>
+          <w:rFonts w:hint="eastAsia"/>
+        </w:rPr>
+      </w:pPr>
+      <w:r>
+        <w:rPr>
+          <w:rFonts w:hint="eastAsia"/>
+        </w:rPr>
+        <w:t>硬件接口</w:t>
+      </w:r>
+      <w:r>
+        <w:rPr>
+          <w:rFonts w:hint="eastAsia"/>
+        </w:rPr>
+        <w:tab/>
+      </w:r>
+      <w:r>
+        <w:rPr>
+          <w:rFonts w:hint="eastAsia"/>
+        </w:rPr>
+        <w:t>Neuracle放大器 (TCP), TriggerBox (串口)</w:t>
+      </w:r>
+    </w:p>
+    <w:p>
+      <w:pPr>
+        <w:rPr>
+          <w:rFonts w:hint="eastAsia"/>
+        </w:rPr>
+      </w:pPr>
+      <w:r>
+        <w:rPr>
+          <w:rFonts w:hint="eastAsia"/>
+        </w:rPr>
+        <w:t>前端</w:t>
+      </w:r>
+      <w:r>
+        <w:rPr>
+          <w:rFonts w:hint="eastAsia"/>
+        </w:rPr>
+        <w:tab/>
+      </w:r>
+      <w:r>
+        <w:rPr>
+          <w:rFonts w:hint="eastAsia"/>
+        </w:rPr>
+        <w:t>原生 HTML5 Canvas + WebSocket API + CSS3</w:t>
+      </w:r>
+    </w:p>
+    <w:p>
+      <w:pPr>
+        <w:rPr>
+          <w:rFonts w:hint="eastAsia"/>
+        </w:rPr>
+      </w:pPr>
+      <w:r>
+        <w:rPr>
+          <w:rFonts w:hint="eastAsia"/>
+        </w:rPr>
+        <w:t>构建工具</w:t>
+      </w:r>
+      <w:r>
+        <w:rPr>
+          <w:rFonts w:hint="eastAsia"/>
+        </w:rPr>
+        <w:tab/>
+      </w:r>
+      <w:r>
+        <w:rPr>
+          <w:rFonts w:hint="eastAsia"/>
+        </w:rPr>
+        <w:t>无 — 纯原生JS，无npm/webpack</w:t>
+      </w:r>
+    </w:p>
+    <w:p>
+      <w:pPr>
+        <w:rPr>
+          <w:rFonts w:hint="eastAsia"/>
+        </w:rPr>
+      </w:pPr>
+      <w:r>
+        <w:rPr>
+          <w:rFonts w:hint="eastAsia"/>
+        </w:rPr>
+        <w:t>🧩 核心Python文件</w:t>
+      </w:r>
+    </w:p>
+    <w:p>
+      <w:pPr>
+        <w:rPr>
+          <w:rFonts w:hint="eastAsia"/>
+        </w:rPr>
+      </w:pPr>
+      <w:r>
+        <w:rPr>
+          <w:rFonts w:hint="eastAsia"/>
+        </w:rPr>
+        <w:t>文件</w:t>
+      </w:r>
+      <w:r>
+        <w:rPr>
+          <w:rFonts w:hint="eastAsia"/>
+        </w:rPr>
+        <w:tab/>
+      </w:r>
+      <w:r>
+        <w:rPr>
+          <w:rFonts w:hint="eastAsia"/>
+        </w:rPr>
+        <w:t>功能</w:t>
+      </w:r>
+    </w:p>
+    <w:p>
+      <w:pPr>
+        <w:rPr>
+          <w:rFonts w:hint="eastAsia"/>
+        </w:rPr>
+      </w:pPr>
+      <w:r>
+        <w:rPr>
+          <w:rFonts w:hint="eastAsia"/>
+        </w:rPr>
+        <w:t>main.py</w:t>
+      </w:r>
+      <w:r>
+        <w:rPr>
+          <w:rFonts w:hint="eastAsia"/>
+        </w:rPr>
+        <w:tab/>
+      </w:r>
+      <w:r>
+        <w:rPr>
+          <w:rFonts w:hint="eastAsia"/>
+        </w:rPr>
+        <w:t>应用入口，启动WebSocket服务器</w:t>
+      </w:r>
+    </w:p>
+    <w:p>
+      <w:pPr>
+        <w:rPr>
+          <w:rFonts w:hint="eastAsia"/>
+        </w:rPr>
+      </w:pPr>
+      <w:r>
+        <w:rPr>
+          <w:rFonts w:hint="eastAsia"/>
+        </w:rPr>
+        <w:t>websocket_server.py</w:t>
+      </w:r>
+      <w:r>
+        <w:rPr>
+          <w:rFonts w:hint="eastAsia"/>
+        </w:rPr>
+        <w:tab/>
+      </w:r>
+      <w:r>
+        <w:rPr>
+          <w:rFonts w:hint="eastAsia"/>
+        </w:rPr>
+        <w:t>WebSocket消息路由（从 metabci 导入核心）</w:t>
+      </w:r>
+    </w:p>
+    <w:p>
+      <w:pPr>
+        <w:rPr>
+          <w:rFonts w:hint="eastAsia"/>
+        </w:rPr>
+      </w:pPr>
+      <w:r>
+        <w:rPr>
+          <w:rFonts w:hint="eastAsia"/>
+        </w:rPr>
+        <w:t>config.py</w:t>
+      </w:r>
+      <w:r>
+        <w:rPr>
+          <w:rFonts w:hint="eastAsia"/>
+        </w:rPr>
+        <w:tab/>
+      </w:r>
+      <w:r>
+        <w:rPr>
+          <w:rFonts w:hint="eastAsia"/>
+        </w:rPr>
+        <w:t>全局配置：频率(8.25/11/13.75/16.5Hz)、采样率250Hz、通道等</w:t>
+      </w:r>
+    </w:p>
+    <w:p>
+      <w:pPr>
+        <w:rPr>
+          <w:rFonts w:hint="eastAsia"/>
+        </w:rPr>
+      </w:pPr>
+      <w:r>
+        <w:rPr>
+          <w:rFonts w:hint="eastAsia"/>
+        </w:rPr>
+        <w:t>（已移入 metabci/brainda）</w:t>
+      </w:r>
+      <w:r>
+        <w:rPr>
+          <w:rFonts w:hint="eastAsia"/>
+        </w:rPr>
+        <w:tab/>
+      </w:r>
+      <w:r>
+        <w:rPr>
+          <w:rFonts w:hint="eastAsia"/>
+        </w:rPr>
+        <w:t>主力解码器：动态停止 + 在线去均值归一化 + 自适应阈值对抗分布偏移</w:t>
+      </w:r>
+    </w:p>
+    <w:p>
+      <w:pPr>
+        <w:rPr>
+          <w:rFonts w:hint="eastAsia"/>
+        </w:rPr>
+      </w:pPr>
+      <w:r>
+        <w:rPr>
+          <w:rFonts w:hint="eastAsia"/>
+        </w:rPr>
+        <w:t>data_acquisition.py</w:t>
+      </w:r>
+      <w:r>
+        <w:rPr>
+          <w:rFonts w:hint="eastAsia"/>
+        </w:rPr>
+        <w:tab/>
+      </w:r>
+      <w:r>
+        <w:rPr>
+          <w:rFonts w:hint="eastAsia"/>
+        </w:rPr>
+        <w:t>EEG数据采集（导入 brainflow ProcessWorker + RingBuffer）</w:t>
+      </w:r>
+    </w:p>
+    <w:p>
+      <w:pPr>
+        <w:rPr>
+          <w:rFonts w:hint="eastAsia"/>
+        </w:rPr>
+      </w:pPr>
+      <w:r>
+        <w:rPr>
+          <w:rFonts w:hint="eastAsia"/>
+        </w:rPr>
+        <w:t>（已移入 metabci/brainda）</w:t>
+      </w:r>
+      <w:r>
+        <w:rPr>
+          <w:rFonts w:hint="eastAsia"/>
+        </w:rPr>
+        <w:tab/>
+      </w:r>
+      <w:r>
+        <w:rPr>
+          <w:rFonts w:hint="eastAsia"/>
+        </w:rPr>
+        <w:t>带指数衰减和锁定期限的决策投票器</w:t>
+      </w:r>
+    </w:p>
+    <w:p>
+      <w:pPr>
+        <w:rPr>
+          <w:rFonts w:hint="eastAsia"/>
+        </w:rPr>
+      </w:pPr>
+      <w:r>
+        <w:rPr>
+          <w:rFonts w:hint="eastAsia"/>
+        </w:rPr>
+        <w:t>train_self_model.py</w:t>
+      </w:r>
+      <w:r>
+        <w:rPr>
+          <w:rFonts w:hint="eastAsia"/>
+        </w:rPr>
+        <w:tab/>
+      </w:r>
+      <w:r>
+        <w:rPr>
+          <w:rFonts w:hint="eastAsia"/>
+        </w:rPr>
+        <w:t>训练FBTDCA/FBTRCA模型（六种增强策略对抗分布偏移），数据通过 metabci.brainda.datasets.SelfSSVEP 加载</w:t>
+      </w:r>
+    </w:p>
+    <w:p>
+      <w:pPr>
+        <w:rPr>
+          <w:rFonts w:hint="eastAsia"/>
+        </w:rPr>
+      </w:pPr>
+      <w:r>
+        <w:rPr>
+          <w:rFonts w:hint="eastAsia"/>
+        </w:rPr>
+        <w:t>train_growing_window_models.py</w:t>
+      </w:r>
+      <w:r>
+        <w:rPr>
+          <w:rFonts w:hint="eastAsia"/>
+        </w:rPr>
+        <w:tab/>
+      </w:r>
+      <w:r>
+        <w:rPr>
+          <w:rFonts w:hint="eastAsia"/>
+        </w:rPr>
+        <w:t>训练4个不同窗口长度模型</w:t>
+      </w:r>
+    </w:p>
+    <w:p>
+      <w:pPr>
+        <w:rPr>
+          <w:rFonts w:hint="eastAsia"/>
+        </w:rPr>
+      </w:pPr>
+      <w:r>
+        <w:rPr>
+          <w:rFonts w:hint="eastAsia"/>
+        </w:rPr>
+        <w:t>run_ssvep_experiment.py</w:t>
+      </w:r>
+      <w:r>
+        <w:rPr>
+          <w:rFonts w:hint="eastAsia"/>
+        </w:rPr>
+        <w:tab/>
+      </w:r>
+      <w:r>
+        <w:rPr>
+          <w:rFonts w:hint="eastAsia"/>
+        </w:rPr>
+        <w:t>PsychoPy实验（导入 brainstim SSVEP+Experiment+NeuraclePort）</w:t>
+      </w:r>
+    </w:p>
+    <w:p>
+      <w:pPr>
+        <w:rPr>
+          <w:rFonts w:hint="eastAsia"/>
+        </w:rPr>
+      </w:pPr>
+      <w:r>
+        <w:rPr>
+          <w:rFonts w:hint="eastAsia"/>
+        </w:rPr>
+        <w:t>📦 预训练模型</w:t>
+      </w:r>
+    </w:p>
+    <w:p>
+      <w:pPr>
+        <w:rPr>
+          <w:rFonts w:hint="eastAsia"/>
+        </w:rPr>
+      </w:pPr>
+      <w:r>
+        <w:rPr>
+          <w:rFonts w:hint="eastAsia"/>
+        </w:rPr>
+        <w:t>模型文件</w:t>
+      </w:r>
+      <w:r>
+        <w:rPr>
+          <w:rFonts w:hint="eastAsia"/>
+        </w:rPr>
+        <w:tab/>
+      </w:r>
+      <w:r>
+        <w:rPr>
+          <w:rFonts w:hint="eastAsia"/>
+        </w:rPr>
+        <w:t>大小</w:t>
+      </w:r>
+      <w:r>
+        <w:rPr>
+          <w:rFonts w:hint="eastAsia"/>
+        </w:rPr>
+        <w:tab/>
+      </w:r>
+      <w:r>
+        <w:rPr>
+          <w:rFonts w:hint="eastAsia"/>
+        </w:rPr>
+        <w:t>窗口</w:t>
+      </w:r>
+      <w:r>
+        <w:rPr>
+          <w:rFonts w:hint="eastAsia"/>
+        </w:rPr>
+        <w:tab/>
+      </w:r>
+      <w:r>
+        <w:rPr>
+          <w:rFonts w:hint="eastAsia"/>
+        </w:rPr>
+        <w:t>时间(@250Hz)</w:t>
+      </w:r>
+    </w:p>
+    <w:p>
+      <w:pPr>
+        <w:rPr>
+          <w:rFonts w:hint="eastAsia"/>
+        </w:rPr>
+      </w:pPr>
+      <w:r>
+        <w:rPr>
+          <w:rFonts w:hint="eastAsia"/>
+        </w:rPr>
+        <w:t>model_125.pkl</w:t>
+      </w:r>
+      <w:r>
+        <w:rPr>
+          <w:rFonts w:hint="eastAsia"/>
+        </w:rPr>
+        <w:tab/>
+      </w:r>
+      <w:r>
+        <w:rPr>
+          <w:rFonts w:hint="eastAsia"/>
+        </w:rPr>
+        <w:t>~2.9MB</w:t>
+      </w:r>
+      <w:r>
+        <w:rPr>
+          <w:rFonts w:hint="eastAsia"/>
+        </w:rPr>
+        <w:tab/>
+      </w:r>
+      <w:r>
+        <w:rPr>
+          <w:rFonts w:hint="eastAsia"/>
+        </w:rPr>
+        <w:t>125样本</w:t>
+      </w:r>
+      <w:r>
+        <w:rPr>
+          <w:rFonts w:hint="eastAsia"/>
+        </w:rPr>
+        <w:tab/>
+      </w:r>
+      <w:r>
+        <w:rPr>
+          <w:rFonts w:hint="eastAsia"/>
+        </w:rPr>
+        <w:t>0.5秒</w:t>
+      </w:r>
+    </w:p>
+    <w:p>
+      <w:pPr>
+        <w:rPr>
+          <w:rFonts w:hint="eastAsia"/>
+        </w:rPr>
+      </w:pPr>
+      <w:r>
+        <w:rPr>
+          <w:rFonts w:hint="eastAsia"/>
+        </w:rPr>
+        <w:t>model_250.pkl</w:t>
+      </w:r>
+      <w:r>
+        <w:rPr>
+          <w:rFonts w:hint="eastAsia"/>
+        </w:rPr>
+        <w:tab/>
+      </w:r>
+      <w:r>
+        <w:rPr>
+          <w:rFonts w:hint="eastAsia"/>
+        </w:rPr>
+        <w:t>~10.8MB</w:t>
+      </w:r>
+      <w:r>
+        <w:rPr>
+          <w:rFonts w:hint="eastAsia"/>
+        </w:rPr>
+        <w:tab/>
+      </w:r>
+      <w:r>
+        <w:rPr>
+          <w:rFonts w:hint="eastAsia"/>
+        </w:rPr>
+        <w:t>250样本</w:t>
+      </w:r>
+      <w:r>
+        <w:rPr>
+          <w:rFonts w:hint="eastAsia"/>
+        </w:rPr>
+        <w:tab/>
+      </w:r>
+      <w:r>
+        <w:rPr>
+          <w:rFonts w:hint="eastAsia"/>
+        </w:rPr>
+        <w:t>1.0秒</w:t>
+      </w:r>
+    </w:p>
+    <w:p>
+      <w:pPr>
+        <w:rPr>
+          <w:rFonts w:hint="eastAsia"/>
+        </w:rPr>
+      </w:pPr>
+      <w:r>
+        <w:rPr>
+          <w:rFonts w:hint="eastAsia"/>
+        </w:rPr>
+        <w:t>model_375.pkl</w:t>
+      </w:r>
+      <w:r>
+        <w:rPr>
+          <w:rFonts w:hint="eastAsia"/>
+        </w:rPr>
+        <w:tab/>
+      </w:r>
+      <w:r>
+        <w:rPr>
+          <w:rFonts w:hint="eastAsia"/>
+        </w:rPr>
+        <w:t>~23.7MB</w:t>
+      </w:r>
+      <w:r>
+        <w:rPr>
+          <w:rFonts w:hint="eastAsia"/>
+        </w:rPr>
+        <w:tab/>
+      </w:r>
+      <w:r>
+        <w:rPr>
+          <w:rFonts w:hint="eastAsia"/>
+        </w:rPr>
+        <w:t>375样本</w:t>
+      </w:r>
+      <w:r>
+        <w:rPr>
+          <w:rFonts w:hint="eastAsia"/>
+        </w:rPr>
+        <w:tab/>
+      </w:r>
+      <w:r>
+        <w:rPr>
+          <w:rFonts w:hint="eastAsia"/>
+        </w:rPr>
+        <w:t>1.5秒</w:t>
+      </w:r>
+    </w:p>
+    <w:p>
+      <w:pPr>
+        <w:rPr>
+          <w:rFonts w:hint="eastAsia"/>
+        </w:rPr>
+      </w:pPr>
+      <w:r>
+        <w:rPr>
+          <w:rFonts w:hint="eastAsia"/>
+        </w:rPr>
+        <w:t>self_ssvep_model.pkl</w:t>
+      </w:r>
+      <w:r>
+        <w:rPr>
+          <w:rFonts w:hint="eastAsia"/>
+        </w:rPr>
+        <w:tab/>
+      </w:r>
+      <w:r>
+        <w:rPr>
+          <w:rFonts w:hint="eastAsia"/>
+        </w:rPr>
+        <w:t>~41.6MB</w:t>
+      </w:r>
+      <w:r>
+        <w:rPr>
+          <w:rFonts w:hint="eastAsia"/>
+        </w:rPr>
+        <w:tab/>
+      </w:r>
+      <w:r>
+        <w:rPr>
+          <w:rFonts w:hint="eastAsia"/>
+        </w:rPr>
+        <w:t>500样本</w:t>
+      </w:r>
+      <w:r>
+        <w:rPr>
+          <w:rFonts w:hint="eastAsia"/>
+        </w:rPr>
+        <w:tab/>
+      </w:r>
+      <w:r>
+        <w:rPr>
+          <w:rFonts w:hint="eastAsia"/>
+        </w:rPr>
+        <w:t>2.0秒</w:t>
+      </w:r>
+    </w:p>
+    <w:p>
+      <w:pPr>
+        <w:rPr>
+          <w:rFonts w:hint="eastAsia"/>
+        </w:rPr>
+      </w:pPr>
+      <w:r>
+        <w:rPr>
+          <w:rFonts w:hint="eastAsia"/>
+        </w:rPr>
+        <w:t>全部使用 FBTDCA 算法，8个枕区通道，4分类（上/下/左/右），25折交叉验证训练。</w:t>
+      </w:r>
+    </w:p>
+    <w:p>
+      <w:pPr>
+        <w:rPr>
+          <w:rFonts w:hint="eastAsia"/>
+        </w:rPr>
+      </w:pPr>
+    </w:p>
+    <w:p>
+      <w:pPr>
+        <w:rPr>
+          <w:rFonts w:hint="eastAsia"/>
+        </w:rPr>
+      </w:pPr>
+      <w:r>
+        <w:rPr>
+          <w:rFonts w:hint="eastAsia"/>
+        </w:rPr>
+        <w:t>🚀 启动方式</w:t>
+      </w:r>
+    </w:p>
+    <w:p>
+      <w:pPr>
+        <w:rPr>
+          <w:rFonts w:hint="eastAsia"/>
+        </w:rPr>
+      </w:pPr>
+      <w:r>
+        <w:rPr>
+          <w:rFonts w:hint="eastAsia"/>
+        </w:rPr>
+        <w:t># 启动后端服务器</w:t>
+      </w:r>
+    </w:p>
+    <w:p>
+      <w:pPr>
+        <w:rPr>
+          <w:rFonts w:hint="eastAsia"/>
+        </w:rPr>
+      </w:pPr>
+      <w:r>
+        <w:rPr>
+          <w:rFonts w:hint="eastAsia"/>
+        </w:rPr>
+        <w:t>python main.py</w:t>
+      </w:r>
+    </w:p>
+    <w:p>
+      <w:pPr>
+        <w:rPr>
+          <w:rFonts w:hint="eastAsia"/>
+        </w:rPr>
+      </w:pPr>
+    </w:p>
+    <w:p>
+      <w:pPr>
+        <w:rPr>
+          <w:rFonts w:hint="eastAsia"/>
+        </w:rPr>
+      </w:pPr>
+      <w:r>
+        <w:rPr>
+          <w:rFonts w:hint="eastAsia"/>
+        </w:rPr>
+        <w:t># 启动前端（从 metabci 框架）</w:t>
+      </w:r>
+    </w:p>
+    <w:p>
+      <w:r>
+        <w:rPr>
+          <w:rFonts w:hint="eastAsia"/>
+        </w:rPr>
+        <w:t># cd ../metabci/webgame/static &amp;&amp; python -m http.server 8000</w:t>
+      </w:r>
+    </w:p>
+    <w:sectPr>
+      <w:pgSz w:w="11906" w:h="16838"/>
+      <w:pgMar w:top="1440" w:right="1800" w:bottom="1440" w:left="1800" w:header="851" w:footer="992" w:gutter="0"/>
+      <w:cols w:space="425" w:num="1"/>
+      <w:docGrid w:type="lines" w:linePitch="312" w:charSpace="0"/>
+    </w:sectPr>
+  </w:body>
+</w:document>
 </file>
 
 <file path=word/styles.xml><?xml version="1.0" encoding="utf-8"?>
@@ -80,7 +1516,7 @@
     <w:lsdException w:qFormat="1" w:unhideWhenUsed="0" w:uiPriority="0" w:semiHidden="0" w:name="Title"/>
     <w:lsdException w:unhideWhenUsed="0" w:uiPriority="0" w:semiHidden="0" w:name="Closing"/>
     <w:lsdException w:unhideWhenUsed="0" w:uiPriority="0" w:semiHidden="0" w:name="Signature"/>
-    <w:lsdException w:unhideWhenUsed="0" w:uiPriority="0" w:name="Default Paragraph Font"/>
+    <w:lsdException w:qFormat="1" w:unhideWhenUsed="0" w:uiPriority="0" w:name="Default Paragraph Font"/>
     <w:lsdException w:unhideWhenUsed="0" w:uiPriority="0" w:semiHidden="0" w:name="Body Text"/>
     <w:lsdException w:unhideWhenUsed="0" w:uiPriority="0" w:semiHidden="0" w:name="Body Text Indent"/>
     <w:lsdException w:unhideWhenUsed="0" w:uiPriority="0" w:semiHidden="0" w:name="List Continue"/>
@@ -283,6 +1719,7 @@
   <w:style w:type="character" w:default="1" w:styleId="3">
     <w:name w:val="Default Paragraph Font"/>
     <w:semiHidden/>
+    <w:qFormat/>
     <w:uiPriority w:val="0"/>
   </w:style>
   <w:style w:type="table" w:default="1" w:styleId="2">

--- a/MetaBCIWebGame/项目说明.docx
+++ b/MetaBCIWebGame/项目说明.docx
@@ -157,10 +157,16 @@
         <w:rPr>
           <w:rFonts w:hint="eastAsia"/>
         </w:rPr>
-        <w:t>├── *.py                     # 后端Python文件 (20个)</w:t>
+        <w:t xml:space="preserve">├── *.py        </w:t>
       </w:r>
       <w:bookmarkStart w:id="0" w:name="_GoBack"/>
       <w:bookmarkEnd w:id="0"/>
+      <w:r>
+        <w:rPr>
+          <w:rFonts w:hint="eastAsia"/>
+        </w:rPr>
+        <w:t xml:space="preserve">             # 后端Python文件 (20个)</w:t>
+      </w:r>
     </w:p>
     <w:p>
       <w:pPr>

--- a/MetaBCIWebGame/项目说明.docx
+++ b/MetaBCIWebGame/项目说明.docx
@@ -263,33 +263,33 @@
         <w:rPr>
           <w:rFonts w:hint="eastAsia"/>
         </w:rPr>
-        <w:t xml:space="preserve">    ├── ContinuousStreamingEngine  ← 连续流解码循环</w:t>
-      </w:r>
-    </w:p>
-    <w:p>
-      <w:pPr>
-        <w:rPr>
-          <w:rFonts w:hint="eastAsia"/>
-        </w:rPr>
-      </w:pPr>
-      <w:r>
-        <w:rPr>
-          <w:rFonts w:hint="eastAsia"/>
-        </w:rPr>
-        <w:t xml:space="preserve">    │   ├── GrowingWindowDecoder   ← 动态停止 + 在线EMA去均值 + 自适应阈值</w:t>
-      </w:r>
-    </w:p>
-    <w:p>
-      <w:pPr>
-        <w:rPr>
-          <w:rFonts w:hint="eastAsia"/>
-        </w:rPr>
-      </w:pPr>
-      <w:r>
-        <w:rPr>
-          <w:rFonts w:hint="eastAsia"/>
-        </w:rPr>
-        <w:t xml:space="preserve">    │   └── AdvancedVoter          ← 置信度累积+衰减+锁定</w:t>
+        <w:t xml:space="preserve">    ├── ContinuousStreamingEngine  ← 异步在线解码引擎（brainflow/online.py）</w:t>
+      </w:r>
+    </w:p>
+    <w:p>
+      <w:pPr>
+        <w:rPr>
+          <w:rFonts w:hint="eastAsia"/>
+        </w:rPr>
+      </w:pPr>
+      <w:r>
+        <w:rPr>
+          <w:rFonts w:hint="eastAsia"/>
+        </w:rPr>
+        <w:t xml:space="preserve">    │   ├── GrowingWindowDecoder   ← 动态停止 + 在线EMA去均值 + 自适应阈值（内置决策，不依赖外部投票器）</w:t>
+      </w:r>
+    </w:p>
+    <w:p>
+      <w:pPr>
+        <w:rPr>
+          <w:rFonts w:hint="eastAsia"/>
+        </w:rPr>
+      </w:pPr>
+      <w:r>
+        <w:rPr>
+          <w:rFonts w:hint="eastAsia"/>
+        </w:rPr>
+        <w:t xml:space="preserve">    │   └── （AdvancedVoter 在框架中可用，当前实时路径使用内置决策逻辑）</w:t>
       </w:r>
     </w:p>
     <w:p>
